--- a/deliverables/VIDEOS_4-21_STORY_LED/VIDEO_10_STORY_LED_PACKAGE/02_Recording/Recording_Run_of_Show.docx
+++ b/deliverables/VIDEOS_4-21_STORY_LED/VIDEO_10_STORY_LED_PACKAGE/02_Recording/Recording_Run_of_Show.docx
@@ -68,7 +68,7 @@
         <w:rPr>
           <w:sz w:val="21"/>
         </w:rPr>
-        <w:t>Sunday, September 13, 2026 | 2:34 PM CT</w:t>
+        <w:t>Sunday, September 13, 2026 | 3:52 PM CT</w:t>
       </w:r>
     </w:p>
     <w:p>
